--- a/flow/20230927_hours/drafts/2024-03-u/12.03.docx
+++ b/flow/20230927_hours/drafts/2024-03-u/12.03.docx
@@ -4420,23 +4420,111 @@
       </w:r>
     </w:p>
     <w:p>
-      <w:pPr>
-        <w:spacing w:line="240" w:lineRule="auto"/>
-        <w:rPr>
-          <w:rFonts w:ascii="Times New Roman" w:hAnsi="Times New Roman"/>
-          <w:i/>
-          <w:color w:val="FF0000"/>
-          <w:sz w:val="24"/>
-        </w:rPr>
-      </w:pPr>
-      <w:r>
-        <w:rPr>
-          <w:rFonts w:ascii="Times New Roman" w:hAnsi="Times New Roman"/>
-          <w:i/>
-          <w:color w:val="FF0000"/>
-          <w:sz w:val="24"/>
-        </w:rPr>
-        <w:t xml:space="preserve">Тропар </w:t>
+      <w:r>
+        <w:rPr>
+          <w:rFonts w:ascii="Times New Roman" w:hAnsi="Times New Roman"/>
+          <w:i/>
+          <w:color w:val="FF0000"/>
+          <w:sz w:val="24"/>
+        </w:rPr>
+        <w:t>Тропар Теофана (г. 5):</w:t>
+      </w:r>
+      <w:r>
+        <w:rPr>
+          <w:rFonts w:ascii="Times New Roman" w:hAnsi="Times New Roman"/>
+          <w:color w:val="FF0000"/>
+          <w:sz w:val="24"/>
+        </w:rPr>
+        <w:t xml:space="preserve"> </w:t>
+      </w:r>
+      <w:r>
+        <w:rPr>
+          <w:rFonts w:ascii="Times New Roman" w:hAnsi="Times New Roman"/>
+          <w:sz w:val="24"/>
+        </w:rPr>
+        <w:t>Повздержністю життя прикрасивши</w:t>
+      </w:r>
+      <w:r>
+        <w:rPr>
+          <w:rFonts w:ascii="Times New Roman" w:hAnsi="Times New Roman"/>
+          <w:sz w:val="24"/>
+          <w:highlight w:val="white"/>
+        </w:rPr>
+        <w:t>*</w:t>
+      </w:r>
+      <w:r>
+        <w:rPr>
+          <w:rFonts w:ascii="Times New Roman" w:hAnsi="Times New Roman"/>
+          <w:sz w:val="24"/>
+        </w:rPr>
+        <w:t xml:space="preserve"> і ч</w:t>
+      </w:r>
+      <w:r>
+        <w:rPr>
+          <w:rFonts w:ascii="Times New Roman" w:hAnsi="Times New Roman"/>
+          <w:sz w:val="24"/>
+        </w:rPr>
+        <w:t>лени умертвивши,</w:t>
+      </w:r>
+      <w:r>
+        <w:rPr>
+          <w:rFonts w:ascii="Times New Roman" w:hAnsi="Times New Roman"/>
+          <w:sz w:val="24"/>
+          <w:highlight w:val="white"/>
+        </w:rPr>
+        <w:t>*</w:t>
+      </w:r>
+      <w:r>
+        <w:rPr>
+          <w:rFonts w:ascii="Times New Roman" w:hAnsi="Times New Roman"/>
+          <w:sz w:val="24"/>
+        </w:rPr>
+        <w:t xml:space="preserve"> переміг ти ворожі знущання, отче Теофане,</w:t>
+      </w:r>
+      <w:r>
+        <w:rPr>
+          <w:rFonts w:ascii="Times New Roman" w:hAnsi="Times New Roman"/>
+          <w:sz w:val="24"/>
+          <w:highlight w:val="white"/>
+        </w:rPr>
+        <w:t>*</w:t>
+      </w:r>
+      <w:r>
+        <w:rPr>
+          <w:rFonts w:ascii="Times New Roman" w:hAnsi="Times New Roman"/>
+          <w:sz w:val="24"/>
+        </w:rPr>
+        <w:t xml:space="preserve"> і переставився єси до Бога у життя вічне,</w:t>
+      </w:r>
+      <w:r>
+        <w:rPr>
+          <w:rFonts w:ascii="Times New Roman" w:hAnsi="Times New Roman"/>
+          <w:sz w:val="24"/>
+          <w:highlight w:val="white"/>
+        </w:rPr>
+        <w:t>*</w:t>
+      </w:r>
+      <w:r>
+        <w:rPr>
+          <w:rFonts w:ascii="Times New Roman" w:hAnsi="Times New Roman"/>
+          <w:sz w:val="24"/>
+        </w:rPr>
+        <w:t xml:space="preserve"> як причасник достойний,</w:t>
+      </w:r>
+      <w:r>
+        <w:rPr>
+          <w:rFonts w:ascii="Times New Roman" w:hAnsi="Times New Roman"/>
+          <w:sz w:val="24"/>
+          <w:highlight w:val="white"/>
+        </w:rPr>
+        <w:t>*</w:t>
+      </w:r>
+      <w:r>
+        <w:rPr>
+          <w:rFonts w:ascii="Times New Roman" w:hAnsi="Times New Roman"/>
+          <w:sz w:val="24"/>
+        </w:rPr>
+        <w:t xml:space="preserve"> молячись безупинно за душі наші.</w:t>
       </w:r>
     </w:p>
     <w:p>
@@ -4839,23 +4927,88 @@
       </w:r>
     </w:p>
     <w:p>
-      <w:pPr>
-        <w:spacing w:line="240" w:lineRule="auto"/>
-        <w:rPr>
-          <w:rFonts w:ascii="Times New Roman" w:hAnsi="Times New Roman"/>
-          <w:i/>
-          <w:color w:val="FF0000"/>
-          <w:sz w:val="24"/>
-        </w:rPr>
-      </w:pPr>
-      <w:r>
-        <w:rPr>
-          <w:rFonts w:ascii="Times New Roman" w:hAnsi="Times New Roman"/>
-          <w:i/>
-          <w:color w:val="FF0000"/>
-          <w:sz w:val="24"/>
-        </w:rPr>
-        <w:t xml:space="preserve">Кондак </w:t>
+      <w:r>
+        <w:rPr>
+          <w:rFonts w:ascii="Times New Roman" w:hAnsi="Times New Roman"/>
+          <w:i/>
+          <w:color w:val="FF0000"/>
+          <w:sz w:val="24"/>
+        </w:rPr>
+        <w:t>Кондак Теофана (г. 2):</w:t>
+      </w:r>
+      <w:r>
+        <w:rPr>
+          <w:rFonts w:ascii="Times New Roman" w:hAnsi="Times New Roman"/>
+          <w:sz w:val="24"/>
+        </w:rPr>
+        <w:t xml:space="preserve"> З висот прийнявши одкровення божественне,</w:t>
+      </w:r>
+      <w:r>
+        <w:rPr>
+          <w:rFonts w:ascii="Times New Roman" w:hAnsi="Times New Roman"/>
+          <w:sz w:val="24"/>
+          <w:highlight w:val="white"/>
+        </w:rPr>
+        <w:t>*</w:t>
+      </w:r>
+      <w:r>
+        <w:rPr>
+          <w:rFonts w:ascii="Times New Roman" w:hAnsi="Times New Roman"/>
+          <w:sz w:val="24"/>
+        </w:rPr>
+        <w:t xml:space="preserve"> з поспіхом відійшов ти від б</w:t>
+      </w:r>
+      <w:r>
+        <w:rPr>
+          <w:rFonts w:ascii="Times New Roman" w:hAnsi="Times New Roman"/>
+          <w:sz w:val="24"/>
+        </w:rPr>
+        <w:t>алачок житейських,</w:t>
+      </w:r>
+      <w:r>
+        <w:rPr>
+          <w:rFonts w:ascii="Times New Roman" w:hAnsi="Times New Roman"/>
+          <w:sz w:val="24"/>
+          <w:highlight w:val="white"/>
+        </w:rPr>
+        <w:t>*</w:t>
+      </w:r>
+      <w:r>
+        <w:rPr>
+          <w:rFonts w:ascii="Times New Roman" w:hAnsi="Times New Roman"/>
+          <w:sz w:val="24"/>
+        </w:rPr>
+        <w:t xml:space="preserve"> і усамітнившись, преподобний, чудес дію прийняв ти</w:t>
+      </w:r>
+      <w:r>
+        <w:rPr>
+          <w:rFonts w:ascii="Times New Roman" w:hAnsi="Times New Roman"/>
+          <w:sz w:val="24"/>
+          <w:highlight w:val="white"/>
+        </w:rPr>
+        <w:t>*</w:t>
+      </w:r>
+      <w:r>
+        <w:rPr>
+          <w:rFonts w:ascii="Times New Roman" w:hAnsi="Times New Roman"/>
+          <w:sz w:val="24"/>
+        </w:rPr>
+        <w:t xml:space="preserve"> і дару пророцтва удостоївся,</w:t>
+      </w:r>
+      <w:r>
+        <w:rPr>
+          <w:rFonts w:ascii="Times New Roman" w:hAnsi="Times New Roman"/>
+          <w:sz w:val="24"/>
+          <w:highlight w:val="white"/>
+        </w:rPr>
+        <w:t>*</w:t>
+      </w:r>
+      <w:r>
+        <w:rPr>
+          <w:rFonts w:ascii="Times New Roman" w:hAnsi="Times New Roman"/>
+          <w:sz w:val="24"/>
+        </w:rPr>
+        <w:t xml:space="preserve"> позбавившись багатства і дружини.</w:t>
       </w:r>
     </w:p>
     <w:p>
@@ -9989,23 +10142,104 @@
       </w:r>
     </w:p>
     <w:p>
-      <w:pPr>
-        <w:spacing w:line="240" w:lineRule="auto"/>
-        <w:rPr>
-          <w:rFonts w:ascii="Times New Roman" w:hAnsi="Times New Roman"/>
-          <w:i/>
-          <w:color w:val="FF0000"/>
-          <w:sz w:val="24"/>
-        </w:rPr>
-      </w:pPr>
-      <w:r>
-        <w:rPr>
-          <w:rFonts w:ascii="Times New Roman" w:hAnsi="Times New Roman"/>
-          <w:i/>
-          <w:color w:val="FF0000"/>
-          <w:sz w:val="24"/>
-        </w:rPr>
-        <w:t xml:space="preserve">Тропар </w:t>
+      <w:r>
+        <w:rPr>
+          <w:rFonts w:ascii="Times New Roman" w:hAnsi="Times New Roman"/>
+          <w:i/>
+          <w:color w:val="FF0000"/>
+          <w:sz w:val="24"/>
+        </w:rPr>
+        <w:t>Тропар Григорія (г. 4):</w:t>
+      </w:r>
+      <w:r>
+        <w:rPr>
+          <w:rFonts w:ascii="Times New Roman" w:hAnsi="Times New Roman"/>
+          <w:color w:val="FF0000"/>
+          <w:sz w:val="24"/>
+        </w:rPr>
+        <w:t xml:space="preserve"> </w:t>
+      </w:r>
+      <w:r>
+        <w:rPr>
+          <w:rFonts w:ascii="Times New Roman" w:hAnsi="Times New Roman"/>
+          <w:sz w:val="24"/>
+        </w:rPr>
+        <w:t>З висот від Бога благодать прийнявши,</w:t>
+      </w:r>
+      <w:r>
+        <w:rPr>
+          <w:rFonts w:ascii="Times New Roman" w:hAnsi="Times New Roman"/>
+          <w:sz w:val="24"/>
+          <w:highlight w:val="white"/>
+        </w:rPr>
+        <w:t>*</w:t>
+      </w:r>
+      <w:r>
+        <w:rPr>
+          <w:rFonts w:ascii="Times New Roman" w:hAnsi="Times New Roman"/>
+          <w:sz w:val="24"/>
+        </w:rPr>
+        <w:t xml:space="preserve"> Григорію славний,</w:t>
+      </w:r>
+      <w:r>
+        <w:rPr>
+          <w:rFonts w:ascii="Times New Roman" w:hAnsi="Times New Roman"/>
+          <w:sz w:val="24"/>
+          <w:highlight w:val="white"/>
+        </w:rPr>
+        <w:t>*</w:t>
+      </w:r>
+      <w:r>
+        <w:rPr>
+          <w:rFonts w:ascii="Times New Roman" w:hAnsi="Times New Roman"/>
+          <w:sz w:val="24"/>
+        </w:rPr>
+        <w:t xml:space="preserve"> і силою Його утверджений,</w:t>
+      </w:r>
+      <w:r>
+        <w:rPr>
+          <w:rFonts w:ascii="Times New Roman" w:hAnsi="Times New Roman"/>
+          <w:sz w:val="24"/>
+          <w:highlight w:val="white"/>
+        </w:rPr>
+        <w:t>*</w:t>
+      </w:r>
+      <w:r>
+        <w:rPr>
+          <w:rFonts w:ascii="Times New Roman" w:hAnsi="Times New Roman"/>
+          <w:sz w:val="24"/>
+        </w:rPr>
+        <w:t xml:space="preserve"> слідами Євангелія зволив ти ступати,</w:t>
+      </w:r>
+      <w:r>
+        <w:rPr>
+          <w:rFonts w:ascii="Times New Roman" w:hAnsi="Times New Roman"/>
+          <w:sz w:val="24"/>
+          <w:highlight w:val="white"/>
+        </w:rPr>
+        <w:t>*</w:t>
+      </w:r>
+      <w:r>
+        <w:rPr>
+          <w:rFonts w:ascii="Times New Roman" w:hAnsi="Times New Roman"/>
+          <w:sz w:val="24"/>
+        </w:rPr>
+        <w:t xml:space="preserve"> і від Христа відплату за труди отримавши, всеблаженний,</w:t>
+      </w:r>
+      <w:r>
+        <w:rPr>
+          <w:rFonts w:ascii="Times New Roman" w:hAnsi="Times New Roman"/>
+          <w:sz w:val="24"/>
+          <w:highlight w:val="white"/>
+        </w:rPr>
+        <w:t>*</w:t>
+      </w:r>
+      <w:r>
+        <w:rPr>
+          <w:rFonts w:ascii="Times New Roman" w:hAnsi="Times New Roman"/>
+          <w:sz w:val="24"/>
+        </w:rPr>
+        <w:t xml:space="preserve"> моли Його, щоб спас душі наші.</w:t>
       </w:r>
     </w:p>
     <w:p>
@@ -10472,23 +10706,103 @@
       </w:r>
     </w:p>
     <w:p>
-      <w:pPr>
-        <w:spacing w:line="240" w:lineRule="auto"/>
-        <w:rPr>
-          <w:rFonts w:ascii="Times New Roman" w:hAnsi="Times New Roman"/>
-          <w:i/>
-          <w:color w:val="FF0000"/>
-          <w:sz w:val="24"/>
-        </w:rPr>
-      </w:pPr>
-      <w:r>
-        <w:rPr>
-          <w:rFonts w:ascii="Times New Roman" w:hAnsi="Times New Roman"/>
-          <w:i/>
-          <w:color w:val="FF0000"/>
-          <w:sz w:val="24"/>
-        </w:rPr>
-        <w:t xml:space="preserve">Кондак </w:t>
+      <w:r>
+        <w:rPr>
+          <w:rFonts w:ascii="Times New Roman" w:hAnsi="Times New Roman"/>
+          <w:i/>
+          <w:color w:val="FF0000"/>
+          <w:sz w:val="24"/>
+        </w:rPr>
+        <w:t>Кондак Григорія (г. 4):</w:t>
+      </w:r>
+      <w:r>
+        <w:rPr>
+          <w:rFonts w:ascii="Times New Roman" w:hAnsi="Times New Roman"/>
+          <w:sz w:val="24"/>
+        </w:rPr>
+        <w:t xml:space="preserve"> Подобоначальником явився єси</w:t>
+      </w:r>
+      <w:r>
+        <w:rPr>
+          <w:rFonts w:ascii="Times New Roman" w:hAnsi="Times New Roman"/>
+          <w:sz w:val="24"/>
+          <w:highlight w:val="white"/>
+        </w:rPr>
+        <w:t>*</w:t>
+      </w:r>
+      <w:r>
+        <w:rPr>
+          <w:rFonts w:ascii="Times New Roman" w:hAnsi="Times New Roman"/>
+          <w:sz w:val="24"/>
+        </w:rPr>
+        <w:t xml:space="preserve"> начальника пастирів – Христа,</w:t>
+      </w:r>
+      <w:r>
+        <w:rPr>
+          <w:rFonts w:ascii="Times New Roman" w:hAnsi="Times New Roman"/>
+          <w:sz w:val="24"/>
+          <w:highlight w:val="white"/>
+        </w:rPr>
+        <w:t>*</w:t>
+      </w:r>
+      <w:r>
+        <w:rPr>
+          <w:rFonts w:ascii="Times New Roman" w:hAnsi="Times New Roman"/>
+          <w:sz w:val="24"/>
+        </w:rPr>
+        <w:t xml:space="preserve"> іноків стада, отч</w:t>
+      </w:r>
+      <w:r>
+        <w:rPr>
+          <w:rFonts w:ascii="Times New Roman" w:hAnsi="Times New Roman"/>
+          <w:sz w:val="24"/>
+        </w:rPr>
+        <w:t>е Григорію,</w:t>
+      </w:r>
+      <w:r>
+        <w:rPr>
+          <w:rFonts w:ascii="Times New Roman" w:hAnsi="Times New Roman"/>
+          <w:sz w:val="24"/>
+          <w:highlight w:val="white"/>
+        </w:rPr>
+        <w:t>*</w:t>
+      </w:r>
+      <w:r>
+        <w:rPr>
+          <w:rFonts w:ascii="Times New Roman" w:hAnsi="Times New Roman"/>
+          <w:sz w:val="24"/>
+        </w:rPr>
+        <w:t xml:space="preserve"> до огорожі небесної наставляючи,</w:t>
+      </w:r>
+      <w:r>
+        <w:rPr>
+          <w:rFonts w:ascii="Times New Roman" w:hAnsi="Times New Roman"/>
+          <w:sz w:val="24"/>
+          <w:highlight w:val="white"/>
+        </w:rPr>
+        <w:t>*</w:t>
+      </w:r>
+      <w:r>
+        <w:rPr>
+          <w:rFonts w:ascii="Times New Roman" w:hAnsi="Times New Roman"/>
+          <w:sz w:val="24"/>
+        </w:rPr>
+        <w:t xml:space="preserve"> і звідти навчив єси стадо Христове заповідям Його.</w:t>
+      </w:r>
+      <w:r>
+        <w:rPr>
+          <w:rFonts w:ascii="Times New Roman" w:hAnsi="Times New Roman"/>
+          <w:sz w:val="24"/>
+          <w:highlight w:val="white"/>
+        </w:rPr>
+        <w:t>*</w:t>
+      </w:r>
+      <w:r>
+        <w:rPr>
+          <w:rFonts w:ascii="Times New Roman" w:hAnsi="Times New Roman"/>
+          <w:sz w:val="24"/>
+        </w:rPr>
+        <w:t xml:space="preserve"> Нині ж з ними радуєшся і ликуєш в палатах небесних.</w:t>
       </w:r>
     </w:p>
     <w:p>
